--- a/research-program/artifacts/work-bundle/docx/Travel-Plan-Permission.docx
+++ b/research-program/artifacts/work-bundle/docx/Travel-Plan-Permission.docx
@@ -1223,7 +1223,7 @@
                 <w:i w:val="0"/>
                 <w:sz w:val="20"/>
               </w:rPr>
-              <w:t>/portal/requests/new</w:t>
+              <w:t>/portal/draft/new</w:t>
             </w:r>
             <w:r>
               <w:rPr>
@@ -1241,7 +1241,7 @@
                 <w:i w:val="0"/>
                 <w:sz w:val="20"/>
               </w:rPr>
-              <w:t>/portal/review/{id}</w:t>
+              <w:t>/portal/review/{draft_id}</w:t>
             </w:r>
             <w:r>
               <w:rPr>
@@ -1311,7 +1311,7 @@
                 <w:i w:val="0"/>
                 <w:sz w:val="20"/>
               </w:rPr>
-              <w:t>README.md:91-102</w:t>
+              <w:t>http_service.py:1609, 1629, 1753</w:t>
             </w:r>
             <w:r>
               <w:rPr>
@@ -1330,6 +1330,51 @@
                 <w:sz w:val="20"/>
               </w:rPr>
               <w:t>tests/python/test_portal_review.py</w:t>
+            </w:r>
+            <w:r>
+              <w:rPr>
+                <w:rFonts w:ascii="Arial" w:hAnsi="Arial"/>
+                <w:b w:val="0"/>
+                <w:i w:val="0"/>
+                <w:sz w:val="22"/>
+              </w:rPr>
+              <w:t xml:space="preserve"> (README still documents stale </w:t>
+            </w:r>
+            <w:r>
+              <w:rPr>
+                <w:rFonts w:ascii="Consolas" w:hAnsi="Consolas"/>
+                <w:b w:val="0"/>
+                <w:i w:val="0"/>
+                <w:sz w:val="20"/>
+              </w:rPr>
+              <w:t>/portal/requests/new</w:t>
+            </w:r>
+            <w:r>
+              <w:rPr>
+                <w:rFonts w:ascii="Arial" w:hAnsi="Arial"/>
+                <w:b w:val="0"/>
+                <w:i w:val="0"/>
+                <w:sz w:val="22"/>
+              </w:rPr>
+              <w:t xml:space="preserve"> at </w:t>
+            </w:r>
+            <w:r>
+              <w:rPr>
+                <w:rFonts w:ascii="Consolas" w:hAnsi="Consolas"/>
+                <w:b w:val="0"/>
+                <w:i w:val="0"/>
+                <w:sz w:val="20"/>
+              </w:rPr>
+              <w:t>README.md:94</w:t>
+            </w:r>
+            <w:r>
+              <w:rPr>
+                <w:rFonts w:ascii="Arial" w:hAnsi="Arial"/>
+                <w:b w:val="0"/>
+                <w:i w:val="0"/>
+                <w:sz w:val="22"/>
+              </w:rPr>
+              <w:t>)</w:t>
             </w:r>
           </w:p>
         </w:tc>
@@ -2114,7 +2159,7 @@
           <w:rFonts w:ascii="Consolas" w:hAnsi="Consolas"/>
           <w:sz w:val="20"/>
         </w:rPr>
-        <w:t>├── .github/                      # CI, gate, agent thin callers — largely synced from a shared engineering-standards repository</w:t>
+        <w:t>├── .github/                      # CI, gate, agent thin callers — largely synced from stranske/Workflows</w:t>
       </w:r>
       <w:r>
         <w:br/>
@@ -2397,7 +2442,7 @@
           <w:i w:val="0"/>
           <w:sz w:val="20"/>
         </w:rPr>
-        <w:t>Issues.txt:29-50</w:t>
+        <w:t>Issues.txt:136-153</w:t>
       </w:r>
       <w:r>
         <w:rPr>
@@ -3889,7 +3934,7 @@
                 <w:i w:val="0"/>
                 <w:sz w:val="20"/>
               </w:rPr>
-              <w:t>src/travel_plan_permission/models.py:321</w:t>
+              <w:t>src/travel_plan_permission/models.py:563</w:t>
             </w:r>
             <w:r>
               <w:rPr>
@@ -4889,7 +4934,7 @@
           <w:i w:val="0"/>
           <w:sz w:val="20"/>
         </w:rPr>
-        <w:t>a shared engineering-standards repository</w:t>
+        <w:t>stranske/Workflows</w:t>
       </w:r>
       <w:r>
         <w:rPr>
@@ -6708,7 +6753,43 @@
           <w:i w:val="0"/>
           <w:sz w:val="22"/>
         </w:rPr>
-        <w:t xml:space="preserve"> models.</w:t>
+        <w:t xml:space="preserve"> models (</w:t>
+      </w:r>
+      <w:r>
+        <w:rPr>
+          <w:rFonts w:ascii="Consolas" w:hAnsi="Consolas"/>
+          <w:b w:val="0"/>
+          <w:i w:val="0"/>
+          <w:sz w:val="20"/>
+        </w:rPr>
+        <w:t>src/travel_plan_permission/receipts.py:18-32</w:t>
+      </w:r>
+      <w:r>
+        <w:rPr>
+          <w:rFonts w:ascii="Arial" w:hAnsi="Arial"/>
+          <w:b w:val="0"/>
+          <w:i w:val="0"/>
+          <w:sz w:val="22"/>
+        </w:rPr>
+        <w:t xml:space="preserve">, </w:t>
+      </w:r>
+      <w:r>
+        <w:rPr>
+          <w:rFonts w:ascii="Consolas" w:hAnsi="Consolas"/>
+          <w:b w:val="0"/>
+          <w:i w:val="0"/>
+          <w:sz w:val="20"/>
+        </w:rPr>
+        <w:t>src/travel_plan_permission/models.py:519-537</w:t>
+      </w:r>
+      <w:r>
+        <w:rPr>
+          <w:rFonts w:ascii="Arial" w:hAnsi="Arial"/>
+          <w:b w:val="0"/>
+          <w:i w:val="0"/>
+          <w:sz w:val="22"/>
+        </w:rPr>
+        <w:t>).</w:t>
       </w:r>
     </w:p>
     <w:p>
@@ -6928,7 +7009,79 @@
           <w:i w:val="0"/>
           <w:sz w:val="22"/>
         </w:rPr>
-        <w:t xml:space="preserve"> is a plain string on TripPlan — no shared cost-center registry.</w:t>
+        <w:t xml:space="preserve"> is a plain string on </w:t>
+      </w:r>
+      <w:r>
+        <w:rPr>
+          <w:rFonts w:ascii="Consolas" w:hAnsi="Consolas"/>
+          <w:b w:val="0"/>
+          <w:i w:val="0"/>
+          <w:sz w:val="20"/>
+        </w:rPr>
+        <w:t>CanonicalTripPlan</w:t>
+      </w:r>
+      <w:r>
+        <w:rPr>
+          <w:rFonts w:ascii="Arial" w:hAnsi="Arial"/>
+          <w:b w:val="0"/>
+          <w:i w:val="0"/>
+          <w:sz w:val="22"/>
+        </w:rPr>
+        <w:t xml:space="preserve"> and </w:t>
+      </w:r>
+      <w:r>
+        <w:rPr>
+          <w:rFonts w:ascii="Consolas" w:hAnsi="Consolas"/>
+          <w:b w:val="0"/>
+          <w:i w:val="0"/>
+          <w:sz w:val="20"/>
+        </w:rPr>
+        <w:t>ExpenseReport</w:t>
+      </w:r>
+      <w:r>
+        <w:rPr>
+          <w:rFonts w:ascii="Arial" w:hAnsi="Arial"/>
+          <w:b w:val="0"/>
+          <w:i w:val="0"/>
+          <w:sz w:val="22"/>
+        </w:rPr>
+        <w:t>, not a fleet registry field (</w:t>
+      </w:r>
+      <w:r>
+        <w:rPr>
+          <w:rFonts w:ascii="Consolas" w:hAnsi="Consolas"/>
+          <w:b w:val="0"/>
+          <w:i w:val="0"/>
+          <w:sz w:val="20"/>
+        </w:rPr>
+        <w:t>src/travel_plan_permission/canonical.py:103</w:t>
+      </w:r>
+      <w:r>
+        <w:rPr>
+          <w:rFonts w:ascii="Arial" w:hAnsi="Arial"/>
+          <w:b w:val="0"/>
+          <w:i w:val="0"/>
+          <w:sz w:val="22"/>
+        </w:rPr>
+        <w:t xml:space="preserve">, </w:t>
+      </w:r>
+      <w:r>
+        <w:rPr>
+          <w:rFonts w:ascii="Consolas" w:hAnsi="Consolas"/>
+          <w:b w:val="0"/>
+          <w:i w:val="0"/>
+          <w:sz w:val="20"/>
+        </w:rPr>
+        <w:t>src/travel_plan_permission/models.py:569</w:t>
+      </w:r>
+      <w:r>
+        <w:rPr>
+          <w:rFonts w:ascii="Arial" w:hAnsi="Arial"/>
+          <w:b w:val="0"/>
+          <w:i w:val="0"/>
+          <w:sz w:val="22"/>
+        </w:rPr>
+        <w:t>).</w:t>
       </w:r>
     </w:p>
     <w:p>
@@ -7557,17 +7710,6 @@
           <w:sz w:val="22"/>
         </w:rPr>
         <w:t>The codebase is actively tested (high coverage, cross-repo smoke with the companion trip planning application) but still labeled alpha: some documentation describes future REST APIs and fleet-wide run records that are not fully wired.</w:t>
-      </w:r>
-    </w:p>
-    <w:p>
-      <w:r>
-        <w:rPr>
-          <w:rFonts w:ascii="Arial" w:hAnsi="Arial"/>
-          <w:b w:val="0"/>
-          <w:i/>
-          <w:sz w:val="22"/>
-        </w:rPr>
-        <w:t>Evidence-checked against source repositories; verification metadata omitted from work bundle.</w:t>
       </w:r>
     </w:p>
     <w:sectPr>
